--- a/Dokumenter/Gruppekontrakt - Studiegruppen.docx
+++ b/Dokumenter/Gruppekontrakt - Studiegruppen.docx
@@ -136,39 +136,7 @@
           <w:sz w:val="24"/>
           <w:szCs w:val="24"/>
         </w:rPr>
-        <w:t xml:space="preserve">Møder ind til </w:t>
-      </w:r>
-      <w:proofErr w:type="spellStart"/>
-      <w:r>
-        <w:rPr>
-          <w:sz w:val="24"/>
-          <w:szCs w:val="24"/>
-        </w:rPr>
-        <w:t>Daily</w:t>
-      </w:r>
-      <w:proofErr w:type="spellEnd"/>
-      <w:r>
-        <w:rPr>
-          <w:sz w:val="24"/>
-          <w:szCs w:val="24"/>
-        </w:rPr>
-        <w:t xml:space="preserve"> </w:t>
-      </w:r>
-      <w:proofErr w:type="spellStart"/>
-      <w:r>
-        <w:rPr>
-          <w:sz w:val="24"/>
-          <w:szCs w:val="24"/>
-        </w:rPr>
-        <w:t>scrum</w:t>
-      </w:r>
-      <w:proofErr w:type="spellEnd"/>
-      <w:r>
-        <w:rPr>
-          <w:sz w:val="24"/>
-          <w:szCs w:val="24"/>
-        </w:rPr>
-        <w:t>.</w:t>
+        <w:t>Møder ind til Daily scrum.</w:t>
       </w:r>
     </w:p>
     <w:p>
@@ -186,39 +154,14 @@
           <w:sz w:val="24"/>
           <w:szCs w:val="24"/>
         </w:rPr>
-        <w:t xml:space="preserve">Vi har en Team </w:t>
-      </w:r>
-      <w:proofErr w:type="spellStart"/>
-      <w:r>
-        <w:rPr>
-          <w:sz w:val="24"/>
-          <w:szCs w:val="24"/>
-        </w:rPr>
-        <w:t>Leader</w:t>
-      </w:r>
-      <w:proofErr w:type="spellEnd"/>
-      <w:r>
-        <w:rPr>
-          <w:sz w:val="24"/>
-          <w:szCs w:val="24"/>
-        </w:rPr>
-        <w:t>/</w:t>
-      </w:r>
-      <w:proofErr w:type="spellStart"/>
-      <w:r>
-        <w:rPr>
-          <w:sz w:val="24"/>
-          <w:szCs w:val="24"/>
-        </w:rPr>
-        <w:t>Scrum</w:t>
-      </w:r>
-      <w:proofErr w:type="spellEnd"/>
-      <w:r>
-        <w:rPr>
-          <w:sz w:val="24"/>
-          <w:szCs w:val="24"/>
-        </w:rPr>
-        <w:t xml:space="preserve"> Master</w:t>
+        <w:t>Vi har en Team Leader</w:t>
+      </w:r>
+      <w:r>
+        <w:rPr>
+          <w:sz w:val="24"/>
+          <w:szCs w:val="24"/>
+        </w:rPr>
+        <w:t>/Scrum Master</w:t>
       </w:r>
       <w:r>
         <w:rPr>
@@ -285,51 +228,22 @@
         <w:rPr>
           <w:sz w:val="24"/>
           <w:szCs w:val="24"/>
-        </w:rPr>
-      </w:pPr>
-      <w:r>
-        <w:rPr>
-          <w:sz w:val="24"/>
-          <w:szCs w:val="24"/>
-        </w:rPr>
-        <w:t>Teambuilding (</w:t>
-      </w:r>
-      <w:proofErr w:type="spellStart"/>
-      <w:r>
-        <w:rPr>
-          <w:sz w:val="24"/>
-          <w:szCs w:val="24"/>
-        </w:rPr>
-        <w:t>gaming</w:t>
-      </w:r>
-      <w:proofErr w:type="spellEnd"/>
-      <w:r>
-        <w:rPr>
-          <w:sz w:val="24"/>
-          <w:szCs w:val="24"/>
-        </w:rPr>
-        <w:t xml:space="preserve">, </w:t>
-      </w:r>
-      <w:proofErr w:type="spellStart"/>
-      <w:r>
-        <w:rPr>
-          <w:sz w:val="24"/>
-          <w:szCs w:val="24"/>
-        </w:rPr>
-        <w:t>padel</w:t>
-      </w:r>
-      <w:proofErr w:type="spellEnd"/>
-      <w:r>
-        <w:rPr>
-          <w:sz w:val="24"/>
-          <w:szCs w:val="24"/>
-        </w:rPr>
-        <w:t>,</w:t>
-      </w:r>
-      <w:r>
-        <w:rPr>
-          <w:sz w:val="24"/>
-          <w:szCs w:val="24"/>
+          <w:lang w:val="en-US"/>
+        </w:rPr>
+      </w:pPr>
+      <w:r>
+        <w:rPr>
+          <w:sz w:val="24"/>
+          <w:szCs w:val="24"/>
+          <w:lang w:val="en-US"/>
+        </w:rPr>
+        <w:t>Teambuilding (gaming, padel,</w:t>
+      </w:r>
+      <w:r>
+        <w:rPr>
+          <w:sz w:val="24"/>
+          <w:szCs w:val="24"/>
+          <w:lang w:val="en-US"/>
         </w:rPr>
         <w:t xml:space="preserve"> by</w:t>
       </w:r>
@@ -337,6 +251,7 @@
         <w:rPr>
           <w:sz w:val="24"/>
           <w:szCs w:val="24"/>
+          <w:lang w:val="en-US"/>
         </w:rPr>
         <w:t xml:space="preserve"> osv.).</w:t>
       </w:r>
@@ -346,6 +261,7 @@
         <w:rPr>
           <w:sz w:val="24"/>
           <w:szCs w:val="24"/>
+          <w:lang w:val="en-US"/>
         </w:rPr>
       </w:pPr>
     </w:p>
@@ -478,13 +394,8 @@
       <w:r>
         <w:t xml:space="preserve">Software navnet først og </w:t>
       </w:r>
-      <w:proofErr w:type="spellStart"/>
-      <w:r>
-        <w:t>Lib</w:t>
-      </w:r>
-      <w:proofErr w:type="spellEnd"/>
-      <w:r>
-        <w:t xml:space="preserve"> til</w:t>
+      <w:r>
+        <w:t>Lib til</w:t>
       </w:r>
       <w:r>
         <w:t xml:space="preserve"> </w:t>
@@ -506,13 +417,8 @@
         <w:spacing w:line="278" w:lineRule="auto"/>
       </w:pPr>
       <w:r>
-        <w:t xml:space="preserve">F.eks. </w:t>
-      </w:r>
-      <w:proofErr w:type="spellStart"/>
-      <w:r>
-        <w:t>Application.DomainLib</w:t>
-      </w:r>
-      <w:proofErr w:type="spellEnd"/>
+        <w:t>F.eks. Application.DomainLib</w:t>
+      </w:r>
     </w:p>
     <w:p>
       <w:pPr>
@@ -523,11 +429,9 @@
         </w:numPr>
         <w:spacing w:line="278" w:lineRule="auto"/>
       </w:pPr>
-      <w:proofErr w:type="gramStart"/>
       <w:r>
         <w:t>Domæne laget</w:t>
       </w:r>
-      <w:proofErr w:type="gramEnd"/>
     </w:p>
     <w:p>
       <w:pPr>
@@ -564,13 +468,8 @@
         </w:numPr>
         <w:spacing w:line="278" w:lineRule="auto"/>
       </w:pPr>
-      <w:proofErr w:type="spellStart"/>
-      <w:r>
-        <w:t>Use</w:t>
-      </w:r>
-      <w:proofErr w:type="spellEnd"/>
-      <w:r>
-        <w:t xml:space="preserve"> cases betegnes og skrives altid som handlers</w:t>
+      <w:r>
+        <w:t>Use cases betegnes og skrives altid som handlers</w:t>
       </w:r>
     </w:p>
     <w:p>
@@ -582,11 +481,9 @@
         </w:numPr>
         <w:spacing w:line="278" w:lineRule="auto"/>
       </w:pPr>
-      <w:proofErr w:type="gramStart"/>
       <w:r>
         <w:t>Infrastruktur laget</w:t>
       </w:r>
-      <w:proofErr w:type="gramEnd"/>
     </w:p>
     <w:p>
       <w:pPr>
@@ -597,13 +494,8 @@
         </w:numPr>
         <w:spacing w:line="278" w:lineRule="auto"/>
       </w:pPr>
-      <w:proofErr w:type="spellStart"/>
-      <w:r>
-        <w:t>Queries</w:t>
-      </w:r>
-      <w:proofErr w:type="spellEnd"/>
-      <w:r>
-        <w:t xml:space="preserve"> implementeringer navngives med ”IMPL” til slut</w:t>
+      <w:r>
+        <w:t>Queries implementeringer navngives med ”IMPL” til slut</w:t>
       </w:r>
     </w:p>
     <w:p>
@@ -615,11 +507,9 @@
         </w:numPr>
         <w:spacing w:line="278" w:lineRule="auto"/>
       </w:pPr>
-      <w:proofErr w:type="gramStart"/>
       <w:r>
         <w:t>Facade laget</w:t>
       </w:r>
-      <w:proofErr w:type="gramEnd"/>
     </w:p>
     <w:p>
       <w:pPr>
@@ -646,23 +536,7 @@
           <w:sz w:val="24"/>
           <w:szCs w:val="24"/>
         </w:rPr>
-        <w:t xml:space="preserve">Alle klasser skal kun have 1 </w:t>
-      </w:r>
-      <w:proofErr w:type="spellStart"/>
-      <w:r>
-        <w:rPr>
-          <w:sz w:val="24"/>
-          <w:szCs w:val="24"/>
-        </w:rPr>
-        <w:t>namespace</w:t>
-      </w:r>
-      <w:proofErr w:type="spellEnd"/>
-      <w:r>
-        <w:rPr>
-          <w:sz w:val="24"/>
-          <w:szCs w:val="24"/>
-        </w:rPr>
-        <w:t xml:space="preserve"> og dette skal sikres med ny formatering.</w:t>
+        <w:t>Alle klasser skal kun have 1 namespace og dette skal sikres med ny formatering.</w:t>
       </w:r>
     </w:p>
     <w:p>
@@ -832,37 +706,206 @@
     </w:p>
     <w:p>
       <w:pPr>
-        <w:rPr>
-          <w:sz w:val="24"/>
-          <w:szCs w:val="24"/>
-          <w:u w:val="single"/>
-        </w:rPr>
-      </w:pPr>
-      <w:r>
-        <w:rPr>
-          <w:sz w:val="24"/>
-          <w:szCs w:val="24"/>
-          <w:u w:val="single"/>
-        </w:rPr>
-        <w:t xml:space="preserve">Review </w:t>
-      </w:r>
-      <w:proofErr w:type="spellStart"/>
-      <w:r>
-        <w:rPr>
-          <w:sz w:val="24"/>
-          <w:szCs w:val="24"/>
-          <w:u w:val="single"/>
-        </w:rPr>
-        <w:t>policies</w:t>
-      </w:r>
-      <w:proofErr w:type="spellEnd"/>
-      <w:r>
-        <w:rPr>
-          <w:sz w:val="24"/>
-          <w:szCs w:val="24"/>
-          <w:u w:val="single"/>
-        </w:rPr>
-        <w:t>:</w:t>
+        <w:pStyle w:val="Listeafsnit"/>
+        <w:numPr>
+          <w:ilvl w:val="0"/>
+          <w:numId w:val="2"/>
+        </w:numPr>
+        <w:rPr>
+          <w:sz w:val="24"/>
+          <w:szCs w:val="24"/>
+        </w:rPr>
+      </w:pPr>
+      <w:r>
+        <w:rPr>
+          <w:sz w:val="24"/>
+          <w:szCs w:val="24"/>
+        </w:rPr>
+        <w:t>Disse branches navngives efterfølgende måde:</w:t>
+      </w:r>
+    </w:p>
+    <w:p>
+      <w:pPr>
+        <w:pStyle w:val="Listeafsnit"/>
+        <w:numPr>
+          <w:ilvl w:val="1"/>
+          <w:numId w:val="2"/>
+        </w:numPr>
+        <w:rPr>
+          <w:sz w:val="24"/>
+          <w:szCs w:val="24"/>
+        </w:rPr>
+      </w:pPr>
+      <w:r>
+        <w:rPr>
+          <w:sz w:val="24"/>
+          <w:szCs w:val="24"/>
+        </w:rPr>
+        <w:t>Feature: feature</w:t>
+      </w:r>
+    </w:p>
+    <w:p>
+      <w:pPr>
+        <w:pStyle w:val="Listeafsnit"/>
+        <w:numPr>
+          <w:ilvl w:val="1"/>
+          <w:numId w:val="2"/>
+        </w:numPr>
+        <w:rPr>
+          <w:sz w:val="24"/>
+          <w:szCs w:val="24"/>
+        </w:rPr>
+      </w:pPr>
+      <w:r>
+        <w:rPr>
+          <w:sz w:val="24"/>
+          <w:szCs w:val="24"/>
+        </w:rPr>
+        <w:t>Bug Fixes: bugfix</w:t>
+      </w:r>
+    </w:p>
+    <w:p>
+      <w:pPr>
+        <w:pStyle w:val="Listeafsnit"/>
+        <w:numPr>
+          <w:ilvl w:val="1"/>
+          <w:numId w:val="2"/>
+        </w:numPr>
+        <w:rPr>
+          <w:sz w:val="24"/>
+          <w:szCs w:val="24"/>
+        </w:rPr>
+      </w:pPr>
+      <w:r>
+        <w:rPr>
+          <w:sz w:val="24"/>
+          <w:szCs w:val="24"/>
+        </w:rPr>
+        <w:t>Design Updates: design</w:t>
+      </w:r>
+    </w:p>
+    <w:p>
+      <w:pPr>
+        <w:pStyle w:val="Listeafsnit"/>
+        <w:numPr>
+          <w:ilvl w:val="1"/>
+          <w:numId w:val="2"/>
+        </w:numPr>
+        <w:rPr>
+          <w:sz w:val="24"/>
+          <w:szCs w:val="24"/>
+        </w:rPr>
+      </w:pPr>
+      <w:r>
+        <w:rPr>
+          <w:sz w:val="24"/>
+          <w:szCs w:val="24"/>
+        </w:rPr>
+        <w:t>Refactoring: refactor</w:t>
+      </w:r>
+    </w:p>
+    <w:p>
+      <w:pPr>
+        <w:pStyle w:val="Listeafsnit"/>
+        <w:numPr>
+          <w:ilvl w:val="1"/>
+          <w:numId w:val="2"/>
+        </w:numPr>
+        <w:rPr>
+          <w:sz w:val="24"/>
+          <w:szCs w:val="24"/>
+        </w:rPr>
+      </w:pPr>
+      <w:r>
+        <w:rPr>
+          <w:sz w:val="24"/>
+          <w:szCs w:val="24"/>
+        </w:rPr>
+        <w:t>Hotfixes: hotfix</w:t>
+      </w:r>
+    </w:p>
+    <w:p>
+      <w:pPr>
+        <w:pStyle w:val="Listeafsnit"/>
+        <w:numPr>
+          <w:ilvl w:val="1"/>
+          <w:numId w:val="2"/>
+        </w:numPr>
+        <w:rPr>
+          <w:sz w:val="24"/>
+          <w:szCs w:val="24"/>
+        </w:rPr>
+      </w:pPr>
+      <w:r>
+        <w:rPr>
+          <w:sz w:val="24"/>
+          <w:szCs w:val="24"/>
+        </w:rPr>
+        <w:t>Documentation: doc</w:t>
+      </w:r>
+    </w:p>
+    <w:p>
+      <w:pPr>
+        <w:pStyle w:val="Listeafsnit"/>
+        <w:numPr>
+          <w:ilvl w:val="0"/>
+          <w:numId w:val="2"/>
+        </w:numPr>
+        <w:rPr>
+          <w:sz w:val="24"/>
+          <w:szCs w:val="24"/>
+        </w:rPr>
+      </w:pPr>
+      <w:r>
+        <w:rPr>
+          <w:sz w:val="24"/>
+          <w:szCs w:val="24"/>
+        </w:rPr>
+        <w:t>Foruden dette navngives det også med Sags nummeret fra Dev Ops</w:t>
+      </w:r>
+    </w:p>
+    <w:p>
+      <w:pPr>
+        <w:rPr>
+          <w:sz w:val="24"/>
+          <w:szCs w:val="24"/>
+          <w:lang w:val="en-US"/>
+        </w:rPr>
+      </w:pPr>
+      <w:r>
+        <w:rPr>
+          <w:sz w:val="24"/>
+          <w:szCs w:val="24"/>
+          <w:lang w:val="en-US"/>
+        </w:rPr>
+        <w:t>f.eks. F</w:t>
+      </w:r>
+      <w:r>
+        <w:rPr>
+          <w:sz w:val="24"/>
+          <w:szCs w:val="24"/>
+          <w:lang w:val="en-US"/>
+        </w:rPr>
+        <w:t>eature/DevOps-110-Add-Costumer-Domain</w:t>
+      </w:r>
+    </w:p>
+    <w:p>
+      <w:pPr>
+        <w:rPr>
+          <w:sz w:val="24"/>
+          <w:szCs w:val="24"/>
+          <w:u w:val="single"/>
+          <w:lang w:val="en-US"/>
+        </w:rPr>
+      </w:pPr>
+      <w:r>
+        <w:rPr>
+          <w:sz w:val="24"/>
+          <w:szCs w:val="24"/>
+          <w:u w:val="single"/>
+          <w:lang w:val="en-US"/>
+        </w:rPr>
+        <w:t>Review policies:</w:t>
       </w:r>
     </w:p>
     <w:p>
@@ -884,59 +927,23 @@
           <w:szCs w:val="24"/>
           <w:lang w:val="en-US"/>
         </w:rPr>
-        <w:t xml:space="preserve">Min. 1 peer review </w:t>
-      </w:r>
-      <w:proofErr w:type="spellStart"/>
+        <w:t xml:space="preserve">Min. 1 peer review før </w:t>
+      </w:r>
       <w:r>
         <w:rPr>
           <w:sz w:val="24"/>
           <w:szCs w:val="24"/>
           <w:lang w:val="en-US"/>
         </w:rPr>
-        <w:t>før</w:t>
-      </w:r>
-      <w:proofErr w:type="spellEnd"/>
+        <w:t>pull request</w:t>
+      </w:r>
       <w:r>
         <w:rPr>
           <w:sz w:val="24"/>
           <w:szCs w:val="24"/>
           <w:lang w:val="en-US"/>
         </w:rPr>
-        <w:t xml:space="preserve"> </w:t>
-      </w:r>
-      <w:r>
-        <w:rPr>
-          <w:sz w:val="24"/>
-          <w:szCs w:val="24"/>
-          <w:lang w:val="en-US"/>
-        </w:rPr>
-        <w:t>pull request</w:t>
-      </w:r>
-      <w:r>
-        <w:rPr>
-          <w:sz w:val="24"/>
-          <w:szCs w:val="24"/>
-          <w:lang w:val="en-US"/>
-        </w:rPr>
-        <w:t xml:space="preserve"> </w:t>
-      </w:r>
-      <w:proofErr w:type="spellStart"/>
-      <w:r>
-        <w:rPr>
-          <w:sz w:val="24"/>
-          <w:szCs w:val="24"/>
-          <w:lang w:val="en-US"/>
-        </w:rPr>
-        <w:t>til</w:t>
-      </w:r>
-      <w:proofErr w:type="spellEnd"/>
-      <w:r>
-        <w:rPr>
-          <w:sz w:val="24"/>
-          <w:szCs w:val="24"/>
-          <w:lang w:val="en-US"/>
-        </w:rPr>
-        <w:t xml:space="preserve"> ’</w:t>
+        <w:t xml:space="preserve"> til ’</w:t>
       </w:r>
       <w:r>
         <w:rPr>
@@ -998,77 +1005,23 @@
           <w:szCs w:val="24"/>
           <w:lang w:val="en-GB"/>
         </w:rPr>
-        <w:t xml:space="preserve"> (</w:t>
-      </w:r>
-      <w:proofErr w:type="spellStart"/>
+        <w:t xml:space="preserve"> (eller plenum)</w:t>
+      </w:r>
       <w:r>
         <w:rPr>
           <w:sz w:val="24"/>
           <w:szCs w:val="24"/>
           <w:lang w:val="en-GB"/>
         </w:rPr>
-        <w:t>eller</w:t>
-      </w:r>
-      <w:proofErr w:type="spellEnd"/>
+        <w:t xml:space="preserve"> review før p</w:t>
+      </w:r>
       <w:r>
         <w:rPr>
           <w:sz w:val="24"/>
           <w:szCs w:val="24"/>
           <w:lang w:val="en-GB"/>
         </w:rPr>
-        <w:t xml:space="preserve"> plenum)</w:t>
-      </w:r>
-      <w:r>
-        <w:rPr>
-          <w:sz w:val="24"/>
-          <w:szCs w:val="24"/>
-          <w:lang w:val="en-GB"/>
-        </w:rPr>
-        <w:t xml:space="preserve"> review </w:t>
-      </w:r>
-      <w:proofErr w:type="spellStart"/>
-      <w:r>
-        <w:rPr>
-          <w:sz w:val="24"/>
-          <w:szCs w:val="24"/>
-          <w:lang w:val="en-GB"/>
-        </w:rPr>
-        <w:t>før</w:t>
-      </w:r>
-      <w:proofErr w:type="spellEnd"/>
-      <w:r>
-        <w:rPr>
-          <w:sz w:val="24"/>
-          <w:szCs w:val="24"/>
-          <w:lang w:val="en-GB"/>
-        </w:rPr>
-        <w:t xml:space="preserve"> p</w:t>
-      </w:r>
-      <w:r>
-        <w:rPr>
-          <w:sz w:val="24"/>
-          <w:szCs w:val="24"/>
-          <w:lang w:val="en-GB"/>
-        </w:rPr>
-        <w:t xml:space="preserve">ush </w:t>
-      </w:r>
-      <w:proofErr w:type="spellStart"/>
-      <w:r>
-        <w:rPr>
-          <w:sz w:val="24"/>
-          <w:szCs w:val="24"/>
-          <w:lang w:val="en-GB"/>
-        </w:rPr>
-        <w:t>til</w:t>
-      </w:r>
-      <w:proofErr w:type="spellEnd"/>
-      <w:r>
-        <w:rPr>
-          <w:sz w:val="24"/>
-          <w:szCs w:val="24"/>
-          <w:lang w:val="en-GB"/>
-        </w:rPr>
-        <w:t xml:space="preserve"> ‘main’.</w:t>
+        <w:t>ush til ‘main’.</w:t>
       </w:r>
     </w:p>
     <w:p>
@@ -1402,6 +1355,7 @@
           <w:szCs w:val="24"/>
           <w:u w:val="single"/>
         </w:rPr>
+        <w:lastRenderedPageBreak/>
         <w:t>Henrik</w:t>
       </w:r>
       <w:r>

--- a/Dokumenter/Gruppekontrakt - Studiegruppen.docx
+++ b/Dokumenter/Gruppekontrakt - Studiegruppen.docx
@@ -886,7 +886,23 @@
           <w:szCs w:val="24"/>
           <w:lang w:val="en-US"/>
         </w:rPr>
-        <w:t>eature/DevOps-110-Add-Costumer-Domain</w:t>
+        <w:t>eature</w:t>
+      </w:r>
+      <w:r>
+        <w:rPr>
+          <w:sz w:val="24"/>
+          <w:szCs w:val="24"/>
+          <w:lang w:val="en-US"/>
+        </w:rPr>
+        <w:t>-</w:t>
+      </w:r>
+      <w:r>
+        <w:rPr>
+          <w:sz w:val="24"/>
+          <w:szCs w:val="24"/>
+          <w:lang w:val="en-US"/>
+        </w:rPr>
+        <w:t>DevOps-110-Add-Costumer-Domain</w:t>
       </w:r>
     </w:p>
     <w:p>
